--- a/report/report.docx
+++ b/report/report.docx
@@ -69,7 +69,7 @@
               <w:spacing w:after="20"/>
             </w:pPr>
             <w:r>
-              <w:t>https://github.com/YOUR_GITHUB_USERNAME/kin-sentiment</w:t>
+              <w:t>https://github.com/belladev250/kin-sentiment</w:t>
             </w:r>
           </w:p>
         </w:tc>
@@ -137,7 +137,7 @@
               <w:spacing w:after="20"/>
             </w:pPr>
             <w:r>
-              <w:t>https://huggingface.co/spaces/YOUR_HF_USERNAME/kin-sentiment</w:t>
+              <w:t>https://huggingface.co/spaces/bellahug3/kin-sentiment</w:t>
             </w:r>
           </w:p>
         </w:tc>
@@ -161,7 +161,7 @@
           <w:b w:val="0"/>
           <w:i w:val="0"/>
         </w:rPr>
-        <w:t>Sentiment analysis tools rarely exist for African languages, even widely spoken ones such as Kinyarwanda. This project builds and deploys a three-way (positive / neutral / negative) sentiment classifier for Kinyarwanda tweets using the Kinyarwanda portion of the AfriSenti benchmark (Muhammad et al., 2023a), which contains 5,155 human-annotated tweets. A TF-IDF word-unigram logistic regression baseline achieved 57.9 test macro-F1. Adding character n-grams, which capture the agglutinative morphology of Kinyarwanda, raised this to 62.3 (E6, Linear SVM), a statistically significant improvement (McNemar p = 0.0002). BiLSTM models trained from scratch performed worse than the baseline (57.2), which we attribute to the 31.2% out-of-vocabulary rate and small training set. Fine-tuning of pretrained African-centric Transformers (AfriBERTa, AfroXLMR) is provided as a reproducible GPU notebook. Error analysis shows that most mistakes involve the neutral class and that human annotators themselves agreed unanimously on only 35.8% of tweets (Fleiss' κ = 0.318), suggesting label ambiguity limits achievable accuracy. The final model is deployed as a Gradio web application.</w:t>
+        <w:t>Sentiment analysis tools rarely exist for African languages, even widely spoken ones such as Kinyarwanda. This project builds and deploys a three-way (positive / neutral / negative) sentiment classifier for Kinyarwanda tweets using the Kinyarwanda portion of the AfriSenti benchmark (Muhammad et al., 2023a), which contains 5,155 human-annotated tweets. A TF-IDF word-unigram logistic regression baseline achieved 57.9 test macro-F1. Adding character n-grams, which capture the agglutinative morphology of Kinyarwanda, raised this to 62.3 (E6, Linear SVM), a statistically significant improvement (McNemar p = 0.0002). BiLSTM models trained from scratch performed worse than the baseline (57.2), which we attribute to the 31.2% out-of-vocabulary rate and small training set. Fine-tuning pretrained Transformers showed that pretraining on the target language is decisive: mBERT, which saw no Kinyarwanda during pretraining, reached only 57.6, whereas the African-centric AfroXLMR-base reached 67.5 ± 0.7 (mean of three seeds), significantly better than the best classical model (McNemar p = 0.0022); it is the deployed model. Error analysis shows that most mistakes involve the neutral class and that human annotators themselves agreed unanimously on only 35.8% of tweets (Fleiss' κ = 0.318), suggesting label ambiguity limits achievable accuracy. The final model is deployed as a Gradio web application.</w:t>
       </w:r>
     </w:p>
     <w:p>
@@ -261,6 +261,20 @@
           <w:b/>
           <w:i w:val="0"/>
         </w:rPr>
+        <w:t>Choice of language and task.</w:t>
+      </w:r>
+      <w:r>
+        <w:rPr>
+          <w:b w:val="0"/>
+          <w:i w:val="0"/>
+        </w:rPr>
+        <w:t xml:space="preserve"> Although Kinyarwanda is the national language of Rwanda, sentiment resources for it consist mainly of the AfriSenti benchmark and a handful of shared-task systems (Muhammad et al., 2023b). The restriction on well-resourced languages in this assignment applies to machine translation; for text classification, no established, publicly usable Kinyarwanda sentiment tool exists, and the published shared-task systems report leaderboard scores without a deployable interface. </w:t>
+      </w:r>
+      <w:r>
+        <w:rPr>
+          <w:b/>
+          <w:i w:val="0"/>
+        </w:rPr>
         <w:t>Target users</w:t>
       </w:r>
       <w:r>
@@ -295,7 +309,7 @@
           <w:b w:val="0"/>
           <w:i w:val="0"/>
         </w:rPr>
-        <w:t xml:space="preserve"> AfriSenti (Muhammad et al., 2023a) is the largest sentiment benchmark for African languages, with over 110,000 tweets in 14 languages annotated by native speakers, and was the basis of the SemEval-2023 Task 12 shared task (Muhammad et al., 2023b). In the shared task, the strongest Kinyarwanda systems used pretrained Transformers: the organisers' AfroXLMR-large baseline reached 70.6 weighted-F1 and the best Kinyarwanda team result (72.5 weighted-F1) used KinyaBERT, a morphology-aware Kinyarwanda language model (Muhammad et al., 2023b; Nzeyimana &amp; Niyongabo Rubungo, 2022). For Kinyarwanda text classification more broadly, Niyongabo et al. (2020) released KINNEWS, a 14-class news corpus, and showed that classical models with TF-IDF features are competitive with neural models when data is limited.</w:t>
+        <w:t xml:space="preserve"> AfriSenti (Muhammad et al., 2023a) is the largest sentiment benchmark for African languages, with over 110,000 tweets in 14 languages annotated by native speakers, and was the basis of the SemEval-2023 Task 12 shared task (Muhammad et al., 2023b). In the shared task, the strongest Kinyarwanda systems used pretrained Transformers and scored around 72–73 weighted-F1: the top team reached 72.63, and the KINLP team ranked second of 34 with 72.50 using KinyaBERT, a morphology-aware Kinyarwanda language model (Nzeyimana, 2023; Nzeyimana &amp; Niyongabo Rubungo, 2022). For Kinyarwanda text classification more broadly, Niyongabo et al. (2020) released KINNEWS, a 14-class news corpus, and showed that classical models with TF-IDF features are competitive with neural models when data is limited.</w:t>
       </w:r>
     </w:p>
     <w:p>
@@ -1587,7 +1601,7 @@
                 <w:b w:val="0"/>
                 <w:sz w:val="18"/>
               </w:rPr>
-              <w:t>Gradio, Hugging Face Spaces</w:t>
+              <w:t>Gradio, Hugging Face Spaces and Hub</w:t>
             </w:r>
           </w:p>
         </w:tc>
@@ -1606,7 +1620,7 @@
                 <w:b w:val="0"/>
                 <w:sz w:val="18"/>
               </w:rPr>
-              <w:t>Error analysis, significance tests, figures, web app, this report</w:t>
+              <w:t>Error analysis (incl. Transformer vs SVM), significance tests, figures, web app, this report</w:t>
             </w:r>
           </w:p>
         </w:tc>
@@ -3548,6 +3562,411 @@
           </w:p>
         </w:tc>
       </w:tr>
+      <w:tr>
+        <w:tc>
+          <w:tcPr>
+            <w:tcW w:type="dxa" w:w="624"/>
+          </w:tcPr>
+          <w:p>
+            <w:pPr>
+              <w:keepNext/>
+              <w:spacing w:after="20"/>
+            </w:pPr>
+            <w:r/>
+            <w:r>
+              <w:rPr>
+                <w:b w:val="0"/>
+                <w:sz w:val="18"/>
+              </w:rPr>
+              <w:t>T1</w:t>
+            </w:r>
+          </w:p>
+        </w:tc>
+        <w:tc>
+          <w:tcPr>
+            <w:tcW w:type="dxa" w:w="3742"/>
+          </w:tcPr>
+          <w:p>
+            <w:pPr>
+              <w:keepNext/>
+              <w:spacing w:after="20"/>
+            </w:pPr>
+            <w:r/>
+            <w:r>
+              <w:rPr>
+                <w:b w:val="0"/>
+                <w:sz w:val="18"/>
+              </w:rPr>
+              <w:t>mBERT-base (no Kinyarwanda in pretraining)</w:t>
+            </w:r>
+          </w:p>
+        </w:tc>
+        <w:tc>
+          <w:tcPr>
+            <w:tcW w:type="dxa" w:w="964"/>
+          </w:tcPr>
+          <w:p>
+            <w:pPr>
+              <w:keepNext/>
+              <w:spacing w:after="20"/>
+            </w:pPr>
+            <w:r/>
+            <w:r>
+              <w:rPr>
+                <w:b w:val="0"/>
+                <w:sz w:val="18"/>
+              </w:rPr>
+              <w:t>lr 3e-05</w:t>
+            </w:r>
+          </w:p>
+        </w:tc>
+        <w:tc>
+          <w:tcPr>
+            <w:tcW w:type="dxa" w:w="964"/>
+          </w:tcPr>
+          <w:p>
+            <w:pPr>
+              <w:keepNext/>
+              <w:spacing w:after="20"/>
+            </w:pPr>
+            <w:r/>
+            <w:r>
+              <w:rPr>
+                <w:b w:val="0"/>
+                <w:sz w:val="18"/>
+              </w:rPr>
+              <w:t>57.2</w:t>
+            </w:r>
+          </w:p>
+        </w:tc>
+        <w:tc>
+          <w:tcPr>
+            <w:tcW w:type="dxa" w:w="907"/>
+          </w:tcPr>
+          <w:p>
+            <w:pPr>
+              <w:keepNext/>
+              <w:spacing w:after="20"/>
+            </w:pPr>
+            <w:r/>
+            <w:r>
+              <w:rPr>
+                <w:b w:val="0"/>
+                <w:sz w:val="18"/>
+              </w:rPr>
+              <w:t>–</w:t>
+            </w:r>
+          </w:p>
+        </w:tc>
+        <w:tc>
+          <w:tcPr>
+            <w:tcW w:type="dxa" w:w="1191"/>
+          </w:tcPr>
+          <w:p>
+            <w:pPr>
+              <w:keepNext/>
+              <w:spacing w:after="20"/>
+            </w:pPr>
+            <w:r/>
+            <w:r>
+              <w:rPr>
+                <w:b w:val="0"/>
+                <w:sz w:val="18"/>
+              </w:rPr>
+              <w:t>57.6 ± 0.7</w:t>
+            </w:r>
+          </w:p>
+        </w:tc>
+        <w:tc>
+          <w:tcPr>
+            <w:tcW w:type="dxa" w:w="907"/>
+          </w:tcPr>
+          <w:p>
+            <w:pPr>
+              <w:keepNext/>
+              <w:spacing w:after="20"/>
+            </w:pPr>
+            <w:r/>
+            <w:r>
+              <w:rPr>
+                <w:b w:val="0"/>
+                <w:sz w:val="18"/>
+              </w:rPr>
+              <w:t>57.4</w:t>
+            </w:r>
+          </w:p>
+        </w:tc>
+      </w:tr>
+      <w:tr>
+        <w:tc>
+          <w:tcPr>
+            <w:tcW w:type="dxa" w:w="624"/>
+          </w:tcPr>
+          <w:p>
+            <w:pPr>
+              <w:keepNext/>
+              <w:spacing w:after="20"/>
+            </w:pPr>
+            <w:r/>
+            <w:r>
+              <w:rPr>
+                <w:b w:val="0"/>
+                <w:sz w:val="18"/>
+              </w:rPr>
+              <w:t>T2</w:t>
+            </w:r>
+          </w:p>
+        </w:tc>
+        <w:tc>
+          <w:tcPr>
+            <w:tcW w:type="dxa" w:w="3742"/>
+          </w:tcPr>
+          <w:p>
+            <w:pPr>
+              <w:keepNext/>
+              <w:spacing w:after="20"/>
+            </w:pPr>
+            <w:r/>
+            <w:r>
+              <w:rPr>
+                <w:b w:val="0"/>
+                <w:sz w:val="18"/>
+              </w:rPr>
+              <w:t>AfriBERTa-base (African-only pretraining)</w:t>
+            </w:r>
+          </w:p>
+        </w:tc>
+        <w:tc>
+          <w:tcPr>
+            <w:tcW w:type="dxa" w:w="964"/>
+          </w:tcPr>
+          <w:p>
+            <w:pPr>
+              <w:keepNext/>
+              <w:spacing w:after="20"/>
+            </w:pPr>
+            <w:r/>
+            <w:r>
+              <w:rPr>
+                <w:b w:val="0"/>
+                <w:sz w:val="18"/>
+              </w:rPr>
+              <w:t>lr 5e-05</w:t>
+            </w:r>
+          </w:p>
+        </w:tc>
+        <w:tc>
+          <w:tcPr>
+            <w:tcW w:type="dxa" w:w="964"/>
+          </w:tcPr>
+          <w:p>
+            <w:pPr>
+              <w:keepNext/>
+              <w:spacing w:after="20"/>
+            </w:pPr>
+            <w:r/>
+            <w:r>
+              <w:rPr>
+                <w:b w:val="0"/>
+                <w:sz w:val="18"/>
+              </w:rPr>
+              <w:t>64.4</w:t>
+            </w:r>
+          </w:p>
+        </w:tc>
+        <w:tc>
+          <w:tcPr>
+            <w:tcW w:type="dxa" w:w="907"/>
+          </w:tcPr>
+          <w:p>
+            <w:pPr>
+              <w:keepNext/>
+              <w:spacing w:after="20"/>
+            </w:pPr>
+            <w:r/>
+            <w:r>
+              <w:rPr>
+                <w:b w:val="0"/>
+                <w:sz w:val="18"/>
+              </w:rPr>
+              <w:t>–</w:t>
+            </w:r>
+          </w:p>
+        </w:tc>
+        <w:tc>
+          <w:tcPr>
+            <w:tcW w:type="dxa" w:w="1191"/>
+          </w:tcPr>
+          <w:p>
+            <w:pPr>
+              <w:keepNext/>
+              <w:spacing w:after="20"/>
+            </w:pPr>
+            <w:r/>
+            <w:r>
+              <w:rPr>
+                <w:b w:val="0"/>
+                <w:sz w:val="18"/>
+              </w:rPr>
+              <w:t>63.3 ± 0.3</w:t>
+            </w:r>
+          </w:p>
+        </w:tc>
+        <w:tc>
+          <w:tcPr>
+            <w:tcW w:type="dxa" w:w="907"/>
+          </w:tcPr>
+          <w:p>
+            <w:pPr>
+              <w:keepNext/>
+              <w:spacing w:after="20"/>
+            </w:pPr>
+            <w:r/>
+            <w:r>
+              <w:rPr>
+                <w:b w:val="0"/>
+                <w:sz w:val="18"/>
+              </w:rPr>
+              <w:t>63.1</w:t>
+            </w:r>
+          </w:p>
+        </w:tc>
+      </w:tr>
+      <w:tr>
+        <w:tc>
+          <w:tcPr>
+            <w:tcW w:type="dxa" w:w="624"/>
+          </w:tcPr>
+          <w:p>
+            <w:pPr>
+              <w:keepNext/>
+              <w:spacing w:after="20"/>
+            </w:pPr>
+            <w:r/>
+            <w:r>
+              <w:rPr>
+                <w:b/>
+                <w:sz w:val="18"/>
+              </w:rPr>
+              <w:t>T3</w:t>
+            </w:r>
+          </w:p>
+        </w:tc>
+        <w:tc>
+          <w:tcPr>
+            <w:tcW w:type="dxa" w:w="3742"/>
+          </w:tcPr>
+          <w:p>
+            <w:pPr>
+              <w:keepNext/>
+              <w:spacing w:after="20"/>
+            </w:pPr>
+            <w:r/>
+            <w:r>
+              <w:rPr>
+                <w:b/>
+                <w:sz w:val="18"/>
+              </w:rPr>
+              <w:t>AfroXLMR-base (XLM-R + African MAFT)</w:t>
+            </w:r>
+          </w:p>
+        </w:tc>
+        <w:tc>
+          <w:tcPr>
+            <w:tcW w:type="dxa" w:w="964"/>
+          </w:tcPr>
+          <w:p>
+            <w:pPr>
+              <w:keepNext/>
+              <w:spacing w:after="20"/>
+            </w:pPr>
+            <w:r/>
+            <w:r>
+              <w:rPr>
+                <w:b/>
+                <w:sz w:val="18"/>
+              </w:rPr>
+              <w:t>lr 3e-05</w:t>
+            </w:r>
+          </w:p>
+        </w:tc>
+        <w:tc>
+          <w:tcPr>
+            <w:tcW w:type="dxa" w:w="964"/>
+          </w:tcPr>
+          <w:p>
+            <w:pPr>
+              <w:keepNext/>
+              <w:spacing w:after="20"/>
+            </w:pPr>
+            <w:r/>
+            <w:r>
+              <w:rPr>
+                <w:b/>
+                <w:sz w:val="18"/>
+              </w:rPr>
+              <w:t>68.7</w:t>
+            </w:r>
+          </w:p>
+        </w:tc>
+        <w:tc>
+          <w:tcPr>
+            <w:tcW w:type="dxa" w:w="907"/>
+          </w:tcPr>
+          <w:p>
+            <w:pPr>
+              <w:keepNext/>
+              <w:spacing w:after="20"/>
+            </w:pPr>
+            <w:r/>
+            <w:r>
+              <w:rPr>
+                <w:b/>
+                <w:sz w:val="18"/>
+              </w:rPr>
+              <w:t>–</w:t>
+            </w:r>
+          </w:p>
+        </w:tc>
+        <w:tc>
+          <w:tcPr>
+            <w:tcW w:type="dxa" w:w="1191"/>
+          </w:tcPr>
+          <w:p>
+            <w:pPr>
+              <w:keepNext/>
+              <w:spacing w:after="20"/>
+            </w:pPr>
+            <w:r/>
+            <w:r>
+              <w:rPr>
+                <w:b/>
+                <w:sz w:val="18"/>
+              </w:rPr>
+              <w:t>67.5 ± 0.7</w:t>
+            </w:r>
+          </w:p>
+        </w:tc>
+        <w:tc>
+          <w:tcPr>
+            <w:tcW w:type="dxa" w:w="907"/>
+          </w:tcPr>
+          <w:p>
+            <w:pPr>
+              <w:keepNext/>
+              <w:spacing w:after="20"/>
+            </w:pPr>
+            <w:r/>
+            <w:r>
+              <w:rPr>
+                <w:b/>
+                <w:sz w:val="18"/>
+              </w:rPr>
+              <w:t>67.1</w:t>
+            </w:r>
+          </w:p>
+        </w:tc>
+      </w:tr>
     </w:tbl>
     <w:p/>
     <w:p>
@@ -3721,7 +4140,61 @@
           <w:b w:val="0"/>
           <w:i w:val="0"/>
         </w:rPr>
-        <w:t xml:space="preserve"> [Run notebooks/finetune_transformers_colab.ipynb, copy results/transformer_*.csv into results/ and rebuild this report to fill in this paragraph and the T1–T3 rows of Table 3.] For reference, the AfriSenti AfroXLMR-large baseline reported 70.6 weighted-F1 on this test set (Muhammad et al., 2023b).</w:t>
+        <w:t xml:space="preserve"> Pretraining data turned out to matter more than model size or architecture. </w:t>
+      </w:r>
+      <w:r>
+        <w:rPr>
+          <w:b/>
+          <w:i w:val="0"/>
+        </w:rPr>
+        <w:t>mBERT (T1)</w:t>
+      </w:r>
+      <w:r>
+        <w:rPr>
+          <w:b w:val="0"/>
+          <w:i w:val="0"/>
+        </w:rPr>
+        <w:t xml:space="preserve">, whose pretraining corpus contains no Kinyarwanda, reached only 57.6 ± 0.7 test macro-F1, no better than the TF-IDF baseline (57.9) and below the character n-gram models, despite having ~180M parameters. Its sub-word vocabulary splits Kinyarwanda words into fragments that carry no learned meaning, so fine-tuning on 3,302 tweets has to learn the language almost from scratch. </w:t>
+      </w:r>
+      <w:r>
+        <w:rPr>
+          <w:b/>
+          <w:i w:val="0"/>
+        </w:rPr>
+        <w:t>AfriBERTa (T2)</w:t>
+      </w:r>
+      <w:r>
+        <w:rPr>
+          <w:b w:val="0"/>
+          <w:i w:val="0"/>
+        </w:rPr>
+        <w:t xml:space="preserve">, pretrained on African languages including Kinyarwanda, reached 63.3 ± 0.3, slightly above the best classical model. </w:t>
+      </w:r>
+      <w:r>
+        <w:rPr>
+          <w:b/>
+          <w:i w:val="0"/>
+        </w:rPr>
+        <w:t>AfroXLMR-base (T3)</w:t>
+      </w:r>
+      <w:r>
+        <w:rPr>
+          <w:b w:val="0"/>
+          <w:i w:val="0"/>
+        </w:rPr>
+        <w:t>, which starts from XLM-R and continues pretraining on 17 African languages (MAFT), was best on both dev (68.7) and test (67.5 ± 0.7 macro-F1, 67.1 weighted-F1), +5.1 points over E6. The low standard deviations across seeds (≤ 0.7 points) show that the ranking T3 &gt; T2 &gt; T1 is stable rather than a lucky seed.</w:t>
+      </w:r>
+    </w:p>
+    <w:p>
+      <w:pPr>
+        <w:jc w:val="both"/>
+      </w:pPr>
+      <w:r>
+        <w:rPr>
+          <w:b w:val="0"/>
+          <w:i w:val="0"/>
+        </w:rPr>
+        <w:t>The deployed T3 checkpoint (the seed with the best dev score) scores 66.8 macro-F1 on test (95% bootstrap CI 63.8–69.7). On paired predictions it corrects 148 of E6's errors while introducing 99 new ones; McNemar's test gives p = 0.0022 against E6 and p &lt; 0.0001 against the baseline, so the Transformer's advantage is statistically significant. Our 67.1 weighted-F1 is below the ~72.5 of the best SemEval systems (Muhammad et al., 2023b; Nzeyimana, 2023), which used larger models (e.g. AfroXLMR-large), Kinyarwanda-specific pretraining (KinyaBERT) and ensembles; our result is from a single base-size model trained for five epochs on a free GPU.</w:t>
       </w:r>
     </w:p>
     <w:p>
@@ -3730,6 +4203,26 @@
       </w:pPr>
       <w:r>
         <w:t>6. Error Analysis and Discussion</w:t>
+      </w:r>
+    </w:p>
+    <w:p>
+      <w:pPr>
+        <w:jc w:val="both"/>
+      </w:pPr>
+      <w:r>
+        <w:rPr>
+          <w:b w:val="0"/>
+          <w:i w:val="0"/>
+        </w:rPr>
+        <w:t>We first analyse the best classical model (E6), whose errors can be traced to individual n-gram features, and then compare it with the deployed Transformer (T3) on the same test tweets (Section 6.2).</w:t>
+      </w:r>
+    </w:p>
+    <w:p>
+      <w:pPr>
+        <w:pStyle w:val="Heading2"/>
+      </w:pPr>
+      <w:r>
+        <w:t>6.1 Classical model (E6)</w:t>
       </w:r>
     </w:p>
     <w:p>
@@ -5111,6 +5604,1712 @@
     </w:p>
     <w:p>
       <w:pPr>
+        <w:pStyle w:val="Heading2"/>
+      </w:pPr>
+      <w:r>
+        <w:t>6.2 Transformer (T3) compared with the classical model</w:t>
+      </w:r>
+    </w:p>
+    <w:p>
+      <w:pPr>
+        <w:keepNext/>
+      </w:pPr>
+      <w:r>
+        <w:rPr>
+          <w:b/>
+          <w:sz w:val="19"/>
+        </w:rPr>
+        <w:t>Table 6. Per-class precision (P), recall (R) and F1 on test: E6 vs T3.</w:t>
+      </w:r>
+    </w:p>
+    <w:tbl>
+      <w:tblPr>
+        <w:tblStyle w:val="TableGrid"/>
+        <w:tblW w:type="auto" w:w="0"/>
+        <w:jc w:val="center"/>
+        <w:tblLayout w:type="fixed"/>
+        <w:tblLook w:firstColumn="1" w:firstRow="1" w:lastColumn="0" w:lastRow="0" w:noHBand="0" w:noVBand="1" w:val="04A0"/>
+        <w:tblLayout w:type="fixed"/>
+      </w:tblPr>
+      <w:tblGrid>
+        <w:gridCol w:w="1474"/>
+        <w:gridCol w:w="1304"/>
+        <w:gridCol w:w="1304"/>
+        <w:gridCol w:w="1304"/>
+        <w:gridCol w:w="1304"/>
+        <w:gridCol w:w="1304"/>
+        <w:gridCol w:w="1304"/>
+      </w:tblGrid>
+      <w:tr>
+        <w:tc>
+          <w:tcPr>
+            <w:tcW w:type="dxa" w:w="1474"/>
+            <w:shd w:val="clear" w:color="auto" w:fill="DCE6F1"/>
+          </w:tcPr>
+          <w:p>
+            <w:pPr>
+              <w:keepNext/>
+              <w:spacing w:after="20"/>
+            </w:pPr>
+            <w:r/>
+            <w:r>
+              <w:rPr>
+                <w:b/>
+                <w:sz w:val="18"/>
+              </w:rPr>
+              <w:t>Class</w:t>
+            </w:r>
+          </w:p>
+        </w:tc>
+        <w:tc>
+          <w:tcPr>
+            <w:tcW w:type="dxa" w:w="1304"/>
+            <w:shd w:val="clear" w:color="auto" w:fill="DCE6F1"/>
+          </w:tcPr>
+          <w:p>
+            <w:pPr>
+              <w:keepNext/>
+              <w:spacing w:after="20"/>
+            </w:pPr>
+            <w:r/>
+            <w:r>
+              <w:rPr>
+                <w:b/>
+                <w:sz w:val="18"/>
+              </w:rPr>
+              <w:t>E6 P</w:t>
+            </w:r>
+          </w:p>
+        </w:tc>
+        <w:tc>
+          <w:tcPr>
+            <w:tcW w:type="dxa" w:w="1304"/>
+            <w:shd w:val="clear" w:color="auto" w:fill="DCE6F1"/>
+          </w:tcPr>
+          <w:p>
+            <w:pPr>
+              <w:keepNext/>
+              <w:spacing w:after="20"/>
+            </w:pPr>
+            <w:r/>
+            <w:r>
+              <w:rPr>
+                <w:b/>
+                <w:sz w:val="18"/>
+              </w:rPr>
+              <w:t>E6 R</w:t>
+            </w:r>
+          </w:p>
+        </w:tc>
+        <w:tc>
+          <w:tcPr>
+            <w:tcW w:type="dxa" w:w="1304"/>
+            <w:shd w:val="clear" w:color="auto" w:fill="DCE6F1"/>
+          </w:tcPr>
+          <w:p>
+            <w:pPr>
+              <w:keepNext/>
+              <w:spacing w:after="20"/>
+            </w:pPr>
+            <w:r/>
+            <w:r>
+              <w:rPr>
+                <w:b/>
+                <w:sz w:val="18"/>
+              </w:rPr>
+              <w:t>E6 F1</w:t>
+            </w:r>
+          </w:p>
+        </w:tc>
+        <w:tc>
+          <w:tcPr>
+            <w:tcW w:type="dxa" w:w="1304"/>
+            <w:shd w:val="clear" w:color="auto" w:fill="DCE6F1"/>
+          </w:tcPr>
+          <w:p>
+            <w:pPr>
+              <w:keepNext/>
+              <w:spacing w:after="20"/>
+            </w:pPr>
+            <w:r/>
+            <w:r>
+              <w:rPr>
+                <w:b/>
+                <w:sz w:val="18"/>
+              </w:rPr>
+              <w:t>T3 P</w:t>
+            </w:r>
+          </w:p>
+        </w:tc>
+        <w:tc>
+          <w:tcPr>
+            <w:tcW w:type="dxa" w:w="1304"/>
+            <w:shd w:val="clear" w:color="auto" w:fill="DCE6F1"/>
+          </w:tcPr>
+          <w:p>
+            <w:pPr>
+              <w:keepNext/>
+              <w:spacing w:after="20"/>
+            </w:pPr>
+            <w:r/>
+            <w:r>
+              <w:rPr>
+                <w:b/>
+                <w:sz w:val="18"/>
+              </w:rPr>
+              <w:t>T3 R</w:t>
+            </w:r>
+          </w:p>
+        </w:tc>
+        <w:tc>
+          <w:tcPr>
+            <w:tcW w:type="dxa" w:w="1304"/>
+            <w:shd w:val="clear" w:color="auto" w:fill="DCE6F1"/>
+          </w:tcPr>
+          <w:p>
+            <w:pPr>
+              <w:keepNext/>
+              <w:spacing w:after="20"/>
+            </w:pPr>
+            <w:r/>
+            <w:r>
+              <w:rPr>
+                <w:b/>
+                <w:sz w:val="18"/>
+              </w:rPr>
+              <w:t>T3 F1</w:t>
+            </w:r>
+          </w:p>
+        </w:tc>
+      </w:tr>
+      <w:tr>
+        <w:tc>
+          <w:tcPr>
+            <w:tcW w:type="dxa" w:w="1474"/>
+          </w:tcPr>
+          <w:p>
+            <w:pPr>
+              <w:keepNext/>
+              <w:spacing w:after="20"/>
+            </w:pPr>
+            <w:r/>
+            <w:r>
+              <w:rPr>
+                <w:b w:val="0"/>
+                <w:sz w:val="18"/>
+              </w:rPr>
+              <w:t>negative</w:t>
+            </w:r>
+          </w:p>
+        </w:tc>
+        <w:tc>
+          <w:tcPr>
+            <w:tcW w:type="dxa" w:w="1304"/>
+          </w:tcPr>
+          <w:p>
+            <w:pPr>
+              <w:keepNext/>
+              <w:spacing w:after="20"/>
+            </w:pPr>
+            <w:r/>
+            <w:r>
+              <w:rPr>
+                <w:b w:val="0"/>
+                <w:sz w:val="18"/>
+              </w:rPr>
+              <w:t>61.1</w:t>
+            </w:r>
+          </w:p>
+        </w:tc>
+        <w:tc>
+          <w:tcPr>
+            <w:tcW w:type="dxa" w:w="1304"/>
+          </w:tcPr>
+          <w:p>
+            <w:pPr>
+              <w:keepNext/>
+              <w:spacing w:after="20"/>
+            </w:pPr>
+            <w:r/>
+            <w:r>
+              <w:rPr>
+                <w:b w:val="0"/>
+                <w:sz w:val="18"/>
+              </w:rPr>
+              <w:t>67.6</w:t>
+            </w:r>
+          </w:p>
+        </w:tc>
+        <w:tc>
+          <w:tcPr>
+            <w:tcW w:type="dxa" w:w="1304"/>
+          </w:tcPr>
+          <w:p>
+            <w:pPr>
+              <w:keepNext/>
+              <w:spacing w:after="20"/>
+            </w:pPr>
+            <w:r/>
+            <w:r>
+              <w:rPr>
+                <w:b w:val="0"/>
+                <w:sz w:val="18"/>
+              </w:rPr>
+              <w:t>64.2</w:t>
+            </w:r>
+          </w:p>
+        </w:tc>
+        <w:tc>
+          <w:tcPr>
+            <w:tcW w:type="dxa" w:w="1304"/>
+          </w:tcPr>
+          <w:p>
+            <w:pPr>
+              <w:keepNext/>
+              <w:spacing w:after="20"/>
+            </w:pPr>
+            <w:r/>
+            <w:r>
+              <w:rPr>
+                <w:b w:val="0"/>
+                <w:sz w:val="18"/>
+              </w:rPr>
+              <w:t>64.0</w:t>
+            </w:r>
+          </w:p>
+        </w:tc>
+        <w:tc>
+          <w:tcPr>
+            <w:tcW w:type="dxa" w:w="1304"/>
+          </w:tcPr>
+          <w:p>
+            <w:pPr>
+              <w:keepNext/>
+              <w:spacing w:after="20"/>
+            </w:pPr>
+            <w:r/>
+            <w:r>
+              <w:rPr>
+                <w:b w:val="0"/>
+                <w:sz w:val="18"/>
+              </w:rPr>
+              <w:t>77.2</w:t>
+            </w:r>
+          </w:p>
+        </w:tc>
+        <w:tc>
+          <w:tcPr>
+            <w:tcW w:type="dxa" w:w="1304"/>
+          </w:tcPr>
+          <w:p>
+            <w:pPr>
+              <w:keepNext/>
+              <w:spacing w:after="20"/>
+            </w:pPr>
+            <w:r/>
+            <w:r>
+              <w:rPr>
+                <w:b w:val="0"/>
+                <w:sz w:val="18"/>
+              </w:rPr>
+              <w:t>70.0</w:t>
+            </w:r>
+          </w:p>
+        </w:tc>
+      </w:tr>
+      <w:tr>
+        <w:tc>
+          <w:tcPr>
+            <w:tcW w:type="dxa" w:w="1474"/>
+          </w:tcPr>
+          <w:p>
+            <w:pPr>
+              <w:keepNext/>
+              <w:spacing w:after="20"/>
+            </w:pPr>
+            <w:r/>
+            <w:r>
+              <w:rPr>
+                <w:b w:val="0"/>
+                <w:sz w:val="18"/>
+              </w:rPr>
+              <w:t>neutral</w:t>
+            </w:r>
+          </w:p>
+        </w:tc>
+        <w:tc>
+          <w:tcPr>
+            <w:tcW w:type="dxa" w:w="1304"/>
+          </w:tcPr>
+          <w:p>
+            <w:pPr>
+              <w:keepNext/>
+              <w:spacing w:after="20"/>
+            </w:pPr>
+            <w:r/>
+            <w:r>
+              <w:rPr>
+                <w:b w:val="0"/>
+                <w:sz w:val="18"/>
+              </w:rPr>
+              <w:t>60.1</w:t>
+            </w:r>
+          </w:p>
+        </w:tc>
+        <w:tc>
+          <w:tcPr>
+            <w:tcW w:type="dxa" w:w="1304"/>
+          </w:tcPr>
+          <w:p>
+            <w:pPr>
+              <w:keepNext/>
+              <w:spacing w:after="20"/>
+            </w:pPr>
+            <w:r/>
+            <w:r>
+              <w:rPr>
+                <w:b w:val="0"/>
+                <w:sz w:val="18"/>
+              </w:rPr>
+              <w:t>53.9</w:t>
+            </w:r>
+          </w:p>
+        </w:tc>
+        <w:tc>
+          <w:tcPr>
+            <w:tcW w:type="dxa" w:w="1304"/>
+          </w:tcPr>
+          <w:p>
+            <w:pPr>
+              <w:keepNext/>
+              <w:spacing w:after="20"/>
+            </w:pPr>
+            <w:r/>
+            <w:r>
+              <w:rPr>
+                <w:b w:val="0"/>
+                <w:sz w:val="18"/>
+              </w:rPr>
+              <w:t>56.8</w:t>
+            </w:r>
+          </w:p>
+        </w:tc>
+        <w:tc>
+          <w:tcPr>
+            <w:tcW w:type="dxa" w:w="1304"/>
+          </w:tcPr>
+          <w:p>
+            <w:pPr>
+              <w:keepNext/>
+              <w:spacing w:after="20"/>
+            </w:pPr>
+            <w:r/>
+            <w:r>
+              <w:rPr>
+                <w:b w:val="0"/>
+                <w:sz w:val="18"/>
+              </w:rPr>
+              <w:t>70.4</w:t>
+            </w:r>
+          </w:p>
+        </w:tc>
+        <w:tc>
+          <w:tcPr>
+            <w:tcW w:type="dxa" w:w="1304"/>
+          </w:tcPr>
+          <w:p>
+            <w:pPr>
+              <w:keepNext/>
+              <w:spacing w:after="20"/>
+            </w:pPr>
+            <w:r/>
+            <w:r>
+              <w:rPr>
+                <w:b w:val="0"/>
+                <w:sz w:val="18"/>
+              </w:rPr>
+              <w:t>53.2</w:t>
+            </w:r>
+          </w:p>
+        </w:tc>
+        <w:tc>
+          <w:tcPr>
+            <w:tcW w:type="dxa" w:w="1304"/>
+          </w:tcPr>
+          <w:p>
+            <w:pPr>
+              <w:keepNext/>
+              <w:spacing w:after="20"/>
+            </w:pPr>
+            <w:r/>
+            <w:r>
+              <w:rPr>
+                <w:b w:val="0"/>
+                <w:sz w:val="18"/>
+              </w:rPr>
+              <w:t>60.6</w:t>
+            </w:r>
+          </w:p>
+        </w:tc>
+      </w:tr>
+      <w:tr>
+        <w:tc>
+          <w:tcPr>
+            <w:tcW w:type="dxa" w:w="1474"/>
+          </w:tcPr>
+          <w:p>
+            <w:pPr>
+              <w:keepNext/>
+              <w:spacing w:after="20"/>
+            </w:pPr>
+            <w:r/>
+            <w:r>
+              <w:rPr>
+                <w:b w:val="0"/>
+                <w:sz w:val="18"/>
+              </w:rPr>
+              <w:t>positive</w:t>
+            </w:r>
+          </w:p>
+        </w:tc>
+        <w:tc>
+          <w:tcPr>
+            <w:tcW w:type="dxa" w:w="1304"/>
+          </w:tcPr>
+          <w:p>
+            <w:pPr>
+              <w:keepNext/>
+              <w:spacing w:after="20"/>
+            </w:pPr>
+            <w:r/>
+            <w:r>
+              <w:rPr>
+                <w:b w:val="0"/>
+                <w:sz w:val="18"/>
+              </w:rPr>
+              <w:t>65.7</w:t>
+            </w:r>
+          </w:p>
+        </w:tc>
+        <w:tc>
+          <w:tcPr>
+            <w:tcW w:type="dxa" w:w="1304"/>
+          </w:tcPr>
+          <w:p>
+            <w:pPr>
+              <w:keepNext/>
+              <w:spacing w:after="20"/>
+            </w:pPr>
+            <w:r/>
+            <w:r>
+              <w:rPr>
+                <w:b w:val="0"/>
+                <w:sz w:val="18"/>
+              </w:rPr>
+              <w:t>66.2</w:t>
+            </w:r>
+          </w:p>
+        </w:tc>
+        <w:tc>
+          <w:tcPr>
+            <w:tcW w:type="dxa" w:w="1304"/>
+          </w:tcPr>
+          <w:p>
+            <w:pPr>
+              <w:keepNext/>
+              <w:spacing w:after="20"/>
+            </w:pPr>
+            <w:r/>
+            <w:r>
+              <w:rPr>
+                <w:b w:val="0"/>
+                <w:sz w:val="18"/>
+              </w:rPr>
+              <w:t>65.9</w:t>
+            </w:r>
+          </w:p>
+        </w:tc>
+        <w:tc>
+          <w:tcPr>
+            <w:tcW w:type="dxa" w:w="1304"/>
+          </w:tcPr>
+          <w:p>
+            <w:pPr>
+              <w:keepNext/>
+              <w:spacing w:after="20"/>
+            </w:pPr>
+            <w:r/>
+            <w:r>
+              <w:rPr>
+                <w:b w:val="0"/>
+                <w:sz w:val="18"/>
+              </w:rPr>
+              <w:t>67.1</w:t>
+            </w:r>
+          </w:p>
+        </w:tc>
+        <w:tc>
+          <w:tcPr>
+            <w:tcW w:type="dxa" w:w="1304"/>
+          </w:tcPr>
+          <w:p>
+            <w:pPr>
+              <w:keepNext/>
+              <w:spacing w:after="20"/>
+            </w:pPr>
+            <w:r/>
+            <w:r>
+              <w:rPr>
+                <w:b w:val="0"/>
+                <w:sz w:val="18"/>
+              </w:rPr>
+              <w:t>72.7</w:t>
+            </w:r>
+          </w:p>
+        </w:tc>
+        <w:tc>
+          <w:tcPr>
+            <w:tcW w:type="dxa" w:w="1304"/>
+          </w:tcPr>
+          <w:p>
+            <w:pPr>
+              <w:keepNext/>
+              <w:spacing w:after="20"/>
+            </w:pPr>
+            <w:r/>
+            <w:r>
+              <w:rPr>
+                <w:b w:val="0"/>
+                <w:sz w:val="18"/>
+              </w:rPr>
+              <w:t>69.8</w:t>
+            </w:r>
+          </w:p>
+        </w:tc>
+      </w:tr>
+    </w:tbl>
+    <w:p/>
+    <w:p>
+      <w:pPr>
+        <w:jc w:val="both"/>
+      </w:pPr>
+      <w:r>
+        <w:rPr>
+          <w:b w:val="0"/>
+          <w:i w:val="0"/>
+        </w:rPr>
+        <w:t xml:space="preserve">T3 improves negative and positive F1 by about 4–6 points each, mainly through higher recall: negative→neutral errors fall from 86 to 49 and positive→neutral from 55 to 39. In contrast, </w:t>
+      </w:r>
+      <w:r>
+        <w:rPr>
+          <w:b/>
+          <w:i w:val="0"/>
+        </w:rPr>
+        <w:t>neutral recall does not improve</w:t>
+      </w:r>
+      <w:r>
+        <w:rPr>
+          <w:b w:val="0"/>
+          <w:i w:val="0"/>
+        </w:rPr>
+        <w:t xml:space="preserve"> (53.9 vs 53.2), and neutral→negative remains the single largest error type (117). The Transformer is better at recognising sentiment that is expressed, but not at deciding when a tweet that mentions a problem is nevertheless neutral, which is the distinction annotators also find hardest.</w:t>
+      </w:r>
+    </w:p>
+    <w:p>
+      <w:pPr>
+        <w:jc w:val="center"/>
+      </w:pPr>
+      <w:r>
+        <w:drawing>
+          <wp:inline xmlns:a="http://schemas.openxmlformats.org/drawingml/2006/main" xmlns:pic="http://schemas.openxmlformats.org/drawingml/2006/picture">
+            <wp:extent cx="2700000" cy="2344737"/>
+            <wp:docPr id="4" name="Picture 4"/>
+            <wp:cNvGraphicFramePr>
+              <a:graphicFrameLocks noChangeAspect="1"/>
+            </wp:cNvGraphicFramePr>
+            <a:graphic>
+              <a:graphicData uri="http://schemas.openxmlformats.org/drawingml/2006/picture">
+                <pic:pic>
+                  <pic:nvPicPr>
+                    <pic:cNvPr id="0" name="confusion_matrix_T3.png"/>
+                    <pic:cNvPicPr/>
+                  </pic:nvPicPr>
+                  <pic:blipFill>
+                    <a:blip r:embed="rId12"/>
+                    <a:stretch>
+                      <a:fillRect/>
+                    </a:stretch>
+                  </pic:blipFill>
+                  <pic:spPr>
+                    <a:xfrm>
+                      <a:off x="0" y="0"/>
+                      <a:ext cx="2700000" cy="2344737"/>
+                    </a:xfrm>
+                    <a:prstGeom prst="rect"/>
+                  </pic:spPr>
+                </pic:pic>
+              </a:graphicData>
+            </a:graphic>
+          </wp:inline>
+        </w:drawing>
+      </w:r>
+    </w:p>
+    <w:p>
+      <w:pPr>
+        <w:jc w:val="center"/>
+      </w:pPr>
+      <w:r>
+        <w:rPr>
+          <w:i/>
+          <w:sz w:val="18"/>
+        </w:rPr>
+        <w:t>Figure 4. Confusion matrix of T3 (AfroXLMR-base) on the test set.</w:t>
+      </w:r>
+    </w:p>
+    <w:p>
+      <w:pPr>
+        <w:keepNext/>
+      </w:pPr>
+      <w:r>
+        <w:rPr>
+          <w:b/>
+          <w:sz w:val="19"/>
+        </w:rPr>
+        <w:t>Table 7. Accuracy of E6 and T3 on the same test subsets as Table 5.</w:t>
+      </w:r>
+    </w:p>
+    <w:tbl>
+      <w:tblPr>
+        <w:tblStyle w:val="TableGrid"/>
+        <w:tblW w:type="auto" w:w="0"/>
+        <w:jc w:val="center"/>
+        <w:tblLayout w:type="fixed"/>
+        <w:tblLook w:firstColumn="1" w:firstRow="1" w:lastColumn="0" w:lastRow="0" w:noHBand="0" w:noVBand="1" w:val="04A0"/>
+        <w:tblLayout w:type="fixed"/>
+      </w:tblPr>
+      <w:tblGrid>
+        <w:gridCol w:w="3402"/>
+        <w:gridCol w:w="850"/>
+        <w:gridCol w:w="1474"/>
+        <w:gridCol w:w="1474"/>
+        <w:gridCol w:w="1134"/>
+      </w:tblGrid>
+      <w:tr>
+        <w:tc>
+          <w:tcPr>
+            <w:tcW w:type="dxa" w:w="3402"/>
+            <w:shd w:val="clear" w:color="auto" w:fill="DCE6F1"/>
+          </w:tcPr>
+          <w:p>
+            <w:pPr>
+              <w:keepNext/>
+              <w:spacing w:after="20"/>
+            </w:pPr>
+            <w:r/>
+            <w:r>
+              <w:rPr>
+                <w:b/>
+                <w:sz w:val="18"/>
+              </w:rPr>
+              <w:t>Tweet property</w:t>
+            </w:r>
+          </w:p>
+        </w:tc>
+        <w:tc>
+          <w:tcPr>
+            <w:tcW w:type="dxa" w:w="850"/>
+            <w:shd w:val="clear" w:color="auto" w:fill="DCE6F1"/>
+          </w:tcPr>
+          <w:p>
+            <w:pPr>
+              <w:keepNext/>
+              <w:spacing w:after="20"/>
+            </w:pPr>
+            <w:r/>
+            <w:r>
+              <w:rPr>
+                <w:b/>
+                <w:sz w:val="18"/>
+              </w:rPr>
+              <w:t>n</w:t>
+            </w:r>
+          </w:p>
+        </w:tc>
+        <w:tc>
+          <w:tcPr>
+            <w:tcW w:type="dxa" w:w="1474"/>
+            <w:shd w:val="clear" w:color="auto" w:fill="DCE6F1"/>
+          </w:tcPr>
+          <w:p>
+            <w:pPr>
+              <w:keepNext/>
+              <w:spacing w:after="20"/>
+            </w:pPr>
+            <w:r/>
+            <w:r>
+              <w:rPr>
+                <w:b/>
+                <w:sz w:val="18"/>
+              </w:rPr>
+              <w:t>E6 acc.</w:t>
+            </w:r>
+          </w:p>
+        </w:tc>
+        <w:tc>
+          <w:tcPr>
+            <w:tcW w:type="dxa" w:w="1474"/>
+            <w:shd w:val="clear" w:color="auto" w:fill="DCE6F1"/>
+          </w:tcPr>
+          <w:p>
+            <w:pPr>
+              <w:keepNext/>
+              <w:spacing w:after="20"/>
+            </w:pPr>
+            <w:r/>
+            <w:r>
+              <w:rPr>
+                <w:b/>
+                <w:sz w:val="18"/>
+              </w:rPr>
+              <w:t>T3 acc.</w:t>
+            </w:r>
+          </w:p>
+        </w:tc>
+        <w:tc>
+          <w:tcPr>
+            <w:tcW w:type="dxa" w:w="1134"/>
+            <w:shd w:val="clear" w:color="auto" w:fill="DCE6F1"/>
+          </w:tcPr>
+          <w:p>
+            <w:pPr>
+              <w:keepNext/>
+              <w:spacing w:after="20"/>
+            </w:pPr>
+            <w:r/>
+            <w:r>
+              <w:rPr>
+                <w:b/>
+                <w:sz w:val="18"/>
+              </w:rPr>
+              <w:t>Gain</w:t>
+            </w:r>
+          </w:p>
+        </w:tc>
+      </w:tr>
+      <w:tr>
+        <w:tc>
+          <w:tcPr>
+            <w:tcW w:type="dxa" w:w="3402"/>
+          </w:tcPr>
+          <w:p>
+            <w:pPr>
+              <w:keepNext/>
+              <w:spacing w:after="20"/>
+            </w:pPr>
+            <w:r/>
+            <w:r>
+              <w:rPr>
+                <w:b w:val="0"/>
+                <w:sz w:val="18"/>
+              </w:rPr>
+              <w:t>≤ 5 content words (short)</w:t>
+            </w:r>
+          </w:p>
+        </w:tc>
+        <w:tc>
+          <w:tcPr>
+            <w:tcW w:type="dxa" w:w="850"/>
+          </w:tcPr>
+          <w:p>
+            <w:pPr>
+              <w:keepNext/>
+              <w:spacing w:after="20"/>
+            </w:pPr>
+            <w:r/>
+            <w:r>
+              <w:rPr>
+                <w:b w:val="0"/>
+                <w:sz w:val="18"/>
+              </w:rPr>
+              <w:t>74</w:t>
+            </w:r>
+          </w:p>
+        </w:tc>
+        <w:tc>
+          <w:tcPr>
+            <w:tcW w:type="dxa" w:w="1474"/>
+          </w:tcPr>
+          <w:p>
+            <w:pPr>
+              <w:keepNext/>
+              <w:spacing w:after="20"/>
+            </w:pPr>
+            <w:r/>
+            <w:r>
+              <w:rPr>
+                <w:b w:val="0"/>
+                <w:sz w:val="18"/>
+              </w:rPr>
+              <w:t>56.8%</w:t>
+            </w:r>
+          </w:p>
+        </w:tc>
+        <w:tc>
+          <w:tcPr>
+            <w:tcW w:type="dxa" w:w="1474"/>
+          </w:tcPr>
+          <w:p>
+            <w:pPr>
+              <w:keepNext/>
+              <w:spacing w:after="20"/>
+            </w:pPr>
+            <w:r/>
+            <w:r>
+              <w:rPr>
+                <w:b w:val="0"/>
+                <w:sz w:val="18"/>
+              </w:rPr>
+              <w:t>71.6%</w:t>
+            </w:r>
+          </w:p>
+        </w:tc>
+        <w:tc>
+          <w:tcPr>
+            <w:tcW w:type="dxa" w:w="1134"/>
+          </w:tcPr>
+          <w:p>
+            <w:pPr>
+              <w:keepNext/>
+              <w:spacing w:after="20"/>
+            </w:pPr>
+            <w:r/>
+            <w:r>
+              <w:rPr>
+                <w:b w:val="0"/>
+                <w:sz w:val="18"/>
+              </w:rPr>
+              <w:t>+14.9</w:t>
+            </w:r>
+          </w:p>
+        </w:tc>
+      </w:tr>
+      <w:tr>
+        <w:tc>
+          <w:tcPr>
+            <w:tcW w:type="dxa" w:w="3402"/>
+          </w:tcPr>
+          <w:p>
+            <w:pPr>
+              <w:keepNext/>
+              <w:spacing w:after="20"/>
+            </w:pPr>
+            <w:r/>
+            <w:r>
+              <w:rPr>
+                <w:b w:val="0"/>
+                <w:sz w:val="18"/>
+              </w:rPr>
+              <w:t>Contains a question mark</w:t>
+            </w:r>
+          </w:p>
+        </w:tc>
+        <w:tc>
+          <w:tcPr>
+            <w:tcW w:type="dxa" w:w="850"/>
+          </w:tcPr>
+          <w:p>
+            <w:pPr>
+              <w:keepNext/>
+              <w:spacing w:after="20"/>
+            </w:pPr>
+            <w:r/>
+            <w:r>
+              <w:rPr>
+                <w:b w:val="0"/>
+                <w:sz w:val="18"/>
+              </w:rPr>
+              <w:t>180</w:t>
+            </w:r>
+          </w:p>
+        </w:tc>
+        <w:tc>
+          <w:tcPr>
+            <w:tcW w:type="dxa" w:w="1474"/>
+          </w:tcPr>
+          <w:p>
+            <w:pPr>
+              <w:keepNext/>
+              <w:spacing w:after="20"/>
+            </w:pPr>
+            <w:r/>
+            <w:r>
+              <w:rPr>
+                <w:b w:val="0"/>
+                <w:sz w:val="18"/>
+              </w:rPr>
+              <w:t>55.6%</w:t>
+            </w:r>
+          </w:p>
+        </w:tc>
+        <w:tc>
+          <w:tcPr>
+            <w:tcW w:type="dxa" w:w="1474"/>
+          </w:tcPr>
+          <w:p>
+            <w:pPr>
+              <w:keepNext/>
+              <w:spacing w:after="20"/>
+            </w:pPr>
+            <w:r/>
+            <w:r>
+              <w:rPr>
+                <w:b w:val="0"/>
+                <w:sz w:val="18"/>
+              </w:rPr>
+              <w:t>61.7%</w:t>
+            </w:r>
+          </w:p>
+        </w:tc>
+        <w:tc>
+          <w:tcPr>
+            <w:tcW w:type="dxa" w:w="1134"/>
+          </w:tcPr>
+          <w:p>
+            <w:pPr>
+              <w:keepNext/>
+              <w:spacing w:after="20"/>
+            </w:pPr>
+            <w:r/>
+            <w:r>
+              <w:rPr>
+                <w:b w:val="0"/>
+                <w:sz w:val="18"/>
+              </w:rPr>
+              <w:t>+6.1</w:t>
+            </w:r>
+          </w:p>
+        </w:tc>
+      </w:tr>
+      <w:tr>
+        <w:tc>
+          <w:tcPr>
+            <w:tcW w:type="dxa" w:w="3402"/>
+          </w:tcPr>
+          <w:p>
+            <w:pPr>
+              <w:keepNext/>
+              <w:spacing w:after="20"/>
+            </w:pPr>
+            <w:r/>
+            <w:r>
+              <w:rPr>
+                <w:b w:val="0"/>
+                <w:sz w:val="18"/>
+              </w:rPr>
+              <w:t>Code-switched</w:t>
+            </w:r>
+          </w:p>
+        </w:tc>
+        <w:tc>
+          <w:tcPr>
+            <w:tcW w:type="dxa" w:w="850"/>
+          </w:tcPr>
+          <w:p>
+            <w:pPr>
+              <w:keepNext/>
+              <w:spacing w:after="20"/>
+            </w:pPr>
+            <w:r/>
+            <w:r>
+              <w:rPr>
+                <w:b w:val="0"/>
+                <w:sz w:val="18"/>
+              </w:rPr>
+              <w:t>117</w:t>
+            </w:r>
+          </w:p>
+        </w:tc>
+        <w:tc>
+          <w:tcPr>
+            <w:tcW w:type="dxa" w:w="1474"/>
+          </w:tcPr>
+          <w:p>
+            <w:pPr>
+              <w:keepNext/>
+              <w:spacing w:after="20"/>
+            </w:pPr>
+            <w:r/>
+            <w:r>
+              <w:rPr>
+                <w:b w:val="0"/>
+                <w:sz w:val="18"/>
+              </w:rPr>
+              <w:t>59.8%</w:t>
+            </w:r>
+          </w:p>
+        </w:tc>
+        <w:tc>
+          <w:tcPr>
+            <w:tcW w:type="dxa" w:w="1474"/>
+          </w:tcPr>
+          <w:p>
+            <w:pPr>
+              <w:keepNext/>
+              <w:spacing w:after="20"/>
+            </w:pPr>
+            <w:r/>
+            <w:r>
+              <w:rPr>
+                <w:b w:val="0"/>
+                <w:sz w:val="18"/>
+              </w:rPr>
+              <w:t>68.4%</w:t>
+            </w:r>
+          </w:p>
+        </w:tc>
+        <w:tc>
+          <w:tcPr>
+            <w:tcW w:type="dxa" w:w="1134"/>
+          </w:tcPr>
+          <w:p>
+            <w:pPr>
+              <w:keepNext/>
+              <w:spacing w:after="20"/>
+            </w:pPr>
+            <w:r/>
+            <w:r>
+              <w:rPr>
+                <w:b w:val="0"/>
+                <w:sz w:val="18"/>
+              </w:rPr>
+              <w:t>+8.5</w:t>
+            </w:r>
+          </w:p>
+        </w:tc>
+      </w:tr>
+      <w:tr>
+        <w:tc>
+          <w:tcPr>
+            <w:tcW w:type="dxa" w:w="3402"/>
+          </w:tcPr>
+          <w:p>
+            <w:pPr>
+              <w:keepNext/>
+              <w:spacing w:after="20"/>
+            </w:pPr>
+            <w:r/>
+            <w:r>
+              <w:rPr>
+                <w:b w:val="0"/>
+                <w:sz w:val="18"/>
+              </w:rPr>
+              <w:t>Contains emoji</w:t>
+            </w:r>
+          </w:p>
+        </w:tc>
+        <w:tc>
+          <w:tcPr>
+            <w:tcW w:type="dxa" w:w="850"/>
+          </w:tcPr>
+          <w:p>
+            <w:pPr>
+              <w:keepNext/>
+              <w:spacing w:after="20"/>
+            </w:pPr>
+            <w:r/>
+            <w:r>
+              <w:rPr>
+                <w:b w:val="0"/>
+                <w:sz w:val="18"/>
+              </w:rPr>
+              <w:t>304</w:t>
+            </w:r>
+          </w:p>
+        </w:tc>
+        <w:tc>
+          <w:tcPr>
+            <w:tcW w:type="dxa" w:w="1474"/>
+          </w:tcPr>
+          <w:p>
+            <w:pPr>
+              <w:keepNext/>
+              <w:spacing w:after="20"/>
+            </w:pPr>
+            <w:r/>
+            <w:r>
+              <w:rPr>
+                <w:b w:val="0"/>
+                <w:sz w:val="18"/>
+              </w:rPr>
+              <w:t>65.8%</w:t>
+            </w:r>
+          </w:p>
+        </w:tc>
+        <w:tc>
+          <w:tcPr>
+            <w:tcW w:type="dxa" w:w="1474"/>
+          </w:tcPr>
+          <w:p>
+            <w:pPr>
+              <w:keepNext/>
+              <w:spacing w:after="20"/>
+            </w:pPr>
+            <w:r/>
+            <w:r>
+              <w:rPr>
+                <w:b w:val="0"/>
+                <w:sz w:val="18"/>
+              </w:rPr>
+              <w:t>67.4%</w:t>
+            </w:r>
+          </w:p>
+        </w:tc>
+        <w:tc>
+          <w:tcPr>
+            <w:tcW w:type="dxa" w:w="1134"/>
+          </w:tcPr>
+          <w:p>
+            <w:pPr>
+              <w:keepNext/>
+              <w:spacing w:after="20"/>
+            </w:pPr>
+            <w:r/>
+            <w:r>
+              <w:rPr>
+                <w:b w:val="0"/>
+                <w:sz w:val="18"/>
+              </w:rPr>
+              <w:t>+1.6</w:t>
+            </w:r>
+          </w:p>
+        </w:tc>
+      </w:tr>
+      <w:tr>
+        <w:tc>
+          <w:tcPr>
+            <w:tcW w:type="dxa" w:w="3402"/>
+          </w:tcPr>
+          <w:p>
+            <w:pPr>
+              <w:keepNext/>
+              <w:spacing w:after="20"/>
+            </w:pPr>
+            <w:r/>
+            <w:r>
+              <w:rPr>
+                <w:b w:val="0"/>
+                <w:sz w:val="18"/>
+              </w:rPr>
+              <w:t>OOV rate ≤ 10%</w:t>
+            </w:r>
+          </w:p>
+        </w:tc>
+        <w:tc>
+          <w:tcPr>
+            <w:tcW w:type="dxa" w:w="850"/>
+          </w:tcPr>
+          <w:p>
+            <w:pPr>
+              <w:keepNext/>
+              <w:spacing w:after="20"/>
+            </w:pPr>
+            <w:r/>
+            <w:r>
+              <w:rPr>
+                <w:b w:val="0"/>
+                <w:sz w:val="18"/>
+              </w:rPr>
+              <w:t>162</w:t>
+            </w:r>
+          </w:p>
+        </w:tc>
+        <w:tc>
+          <w:tcPr>
+            <w:tcW w:type="dxa" w:w="1474"/>
+          </w:tcPr>
+          <w:p>
+            <w:pPr>
+              <w:keepNext/>
+              <w:spacing w:after="20"/>
+            </w:pPr>
+            <w:r/>
+            <w:r>
+              <w:rPr>
+                <w:b w:val="0"/>
+                <w:sz w:val="18"/>
+              </w:rPr>
+              <w:t>66.0%</w:t>
+            </w:r>
+          </w:p>
+        </w:tc>
+        <w:tc>
+          <w:tcPr>
+            <w:tcW w:type="dxa" w:w="1474"/>
+          </w:tcPr>
+          <w:p>
+            <w:pPr>
+              <w:keepNext/>
+              <w:spacing w:after="20"/>
+            </w:pPr>
+            <w:r/>
+            <w:r>
+              <w:rPr>
+                <w:b w:val="0"/>
+                <w:sz w:val="18"/>
+              </w:rPr>
+              <w:t>66.7%</w:t>
+            </w:r>
+          </w:p>
+        </w:tc>
+        <w:tc>
+          <w:tcPr>
+            <w:tcW w:type="dxa" w:w="1134"/>
+          </w:tcPr>
+          <w:p>
+            <w:pPr>
+              <w:keepNext/>
+              <w:spacing w:after="20"/>
+            </w:pPr>
+            <w:r/>
+            <w:r>
+              <w:rPr>
+                <w:b w:val="0"/>
+                <w:sz w:val="18"/>
+              </w:rPr>
+              <w:t>+0.6</w:t>
+            </w:r>
+          </w:p>
+        </w:tc>
+      </w:tr>
+      <w:tr>
+        <w:tc>
+          <w:tcPr>
+            <w:tcW w:type="dxa" w:w="3402"/>
+          </w:tcPr>
+          <w:p>
+            <w:pPr>
+              <w:keepNext/>
+              <w:spacing w:after="20"/>
+            </w:pPr>
+            <w:r/>
+            <w:r>
+              <w:rPr>
+                <w:b w:val="0"/>
+                <w:sz w:val="18"/>
+              </w:rPr>
+              <w:t>OOV rate 10–30%</w:t>
+            </w:r>
+          </w:p>
+        </w:tc>
+        <w:tc>
+          <w:tcPr>
+            <w:tcW w:type="dxa" w:w="850"/>
+          </w:tcPr>
+          <w:p>
+            <w:pPr>
+              <w:keepNext/>
+              <w:spacing w:after="20"/>
+            </w:pPr>
+            <w:r/>
+            <w:r>
+              <w:rPr>
+                <w:b w:val="0"/>
+                <w:sz w:val="18"/>
+              </w:rPr>
+              <w:t>516</w:t>
+            </w:r>
+          </w:p>
+        </w:tc>
+        <w:tc>
+          <w:tcPr>
+            <w:tcW w:type="dxa" w:w="1474"/>
+          </w:tcPr>
+          <w:p>
+            <w:pPr>
+              <w:keepNext/>
+              <w:spacing w:after="20"/>
+            </w:pPr>
+            <w:r/>
+            <w:r>
+              <w:rPr>
+                <w:b w:val="0"/>
+                <w:sz w:val="18"/>
+              </w:rPr>
+              <w:t>63.9%</w:t>
+            </w:r>
+          </w:p>
+        </w:tc>
+        <w:tc>
+          <w:tcPr>
+            <w:tcW w:type="dxa" w:w="1474"/>
+          </w:tcPr>
+          <w:p>
+            <w:pPr>
+              <w:keepNext/>
+              <w:spacing w:after="20"/>
+            </w:pPr>
+            <w:r/>
+            <w:r>
+              <w:rPr>
+                <w:b w:val="0"/>
+                <w:sz w:val="18"/>
+              </w:rPr>
+              <w:t>68.4%</w:t>
+            </w:r>
+          </w:p>
+        </w:tc>
+        <w:tc>
+          <w:tcPr>
+            <w:tcW w:type="dxa" w:w="1134"/>
+          </w:tcPr>
+          <w:p>
+            <w:pPr>
+              <w:keepNext/>
+              <w:spacing w:after="20"/>
+            </w:pPr>
+            <w:r/>
+            <w:r>
+              <w:rPr>
+                <w:b w:val="0"/>
+                <w:sz w:val="18"/>
+              </w:rPr>
+              <w:t>+4.5</w:t>
+            </w:r>
+          </w:p>
+        </w:tc>
+      </w:tr>
+      <w:tr>
+        <w:tc>
+          <w:tcPr>
+            <w:tcW w:type="dxa" w:w="3402"/>
+          </w:tcPr>
+          <w:p>
+            <w:pPr>
+              <w:keepNext/>
+              <w:spacing w:after="20"/>
+            </w:pPr>
+            <w:r/>
+            <w:r>
+              <w:rPr>
+                <w:b w:val="0"/>
+                <w:sz w:val="18"/>
+              </w:rPr>
+              <w:t>OOV rate &gt; 30%</w:t>
+            </w:r>
+          </w:p>
+        </w:tc>
+        <w:tc>
+          <w:tcPr>
+            <w:tcW w:type="dxa" w:w="850"/>
+          </w:tcPr>
+          <w:p>
+            <w:pPr>
+              <w:keepNext/>
+              <w:spacing w:after="20"/>
+            </w:pPr>
+            <w:r/>
+            <w:r>
+              <w:rPr>
+                <w:b w:val="0"/>
+                <w:sz w:val="18"/>
+              </w:rPr>
+              <w:t>348</w:t>
+            </w:r>
+          </w:p>
+        </w:tc>
+        <w:tc>
+          <w:tcPr>
+            <w:tcW w:type="dxa" w:w="1474"/>
+          </w:tcPr>
+          <w:p>
+            <w:pPr>
+              <w:keepNext/>
+              <w:spacing w:after="20"/>
+            </w:pPr>
+            <w:r/>
+            <w:r>
+              <w:rPr>
+                <w:b w:val="0"/>
+                <w:sz w:val="18"/>
+              </w:rPr>
+              <w:t>57.2%</w:t>
+            </w:r>
+          </w:p>
+        </w:tc>
+        <w:tc>
+          <w:tcPr>
+            <w:tcW w:type="dxa" w:w="1474"/>
+          </w:tcPr>
+          <w:p>
+            <w:pPr>
+              <w:keepNext/>
+              <w:spacing w:after="20"/>
+            </w:pPr>
+            <w:r/>
+            <w:r>
+              <w:rPr>
+                <w:b w:val="0"/>
+                <w:sz w:val="18"/>
+              </w:rPr>
+              <w:t>64.4%</w:t>
+            </w:r>
+          </w:p>
+        </w:tc>
+        <w:tc>
+          <w:tcPr>
+            <w:tcW w:type="dxa" w:w="1134"/>
+          </w:tcPr>
+          <w:p>
+            <w:pPr>
+              <w:keepNext/>
+              <w:spacing w:after="20"/>
+            </w:pPr>
+            <w:r/>
+            <w:r>
+              <w:rPr>
+                <w:b w:val="0"/>
+                <w:sz w:val="18"/>
+              </w:rPr>
+              <w:t>+7.2</w:t>
+            </w:r>
+          </w:p>
+        </w:tc>
+      </w:tr>
+      <w:tr>
+        <w:tc>
+          <w:tcPr>
+            <w:tcW w:type="dxa" w:w="3402"/>
+          </w:tcPr>
+          <w:p>
+            <w:pPr>
+              <w:keepNext/>
+              <w:spacing w:after="20"/>
+            </w:pPr>
+            <w:r/>
+            <w:r>
+              <w:rPr>
+                <w:b w:val="0"/>
+                <w:sz w:val="18"/>
+              </w:rPr>
+              <w:t>All test tweets</w:t>
+            </w:r>
+          </w:p>
+        </w:tc>
+        <w:tc>
+          <w:tcPr>
+            <w:tcW w:type="dxa" w:w="850"/>
+          </w:tcPr>
+          <w:p>
+            <w:pPr>
+              <w:keepNext/>
+              <w:spacing w:after="20"/>
+            </w:pPr>
+            <w:r/>
+            <w:r>
+              <w:rPr>
+                <w:b w:val="0"/>
+                <w:sz w:val="18"/>
+              </w:rPr>
+              <w:t>1026</w:t>
+            </w:r>
+          </w:p>
+        </w:tc>
+        <w:tc>
+          <w:tcPr>
+            <w:tcW w:type="dxa" w:w="1474"/>
+          </w:tcPr>
+          <w:p>
+            <w:pPr>
+              <w:keepNext/>
+              <w:spacing w:after="20"/>
+            </w:pPr>
+            <w:r/>
+            <w:r>
+              <w:rPr>
+                <w:b w:val="0"/>
+                <w:sz w:val="18"/>
+              </w:rPr>
+              <w:t>62.0%</w:t>
+            </w:r>
+          </w:p>
+        </w:tc>
+        <w:tc>
+          <w:tcPr>
+            <w:tcW w:type="dxa" w:w="1474"/>
+          </w:tcPr>
+          <w:p>
+            <w:pPr>
+              <w:keepNext/>
+              <w:spacing w:after="20"/>
+            </w:pPr>
+            <w:r/>
+            <w:r>
+              <w:rPr>
+                <w:b w:val="0"/>
+                <w:sz w:val="18"/>
+              </w:rPr>
+              <w:t>66.8%</w:t>
+            </w:r>
+          </w:p>
+        </w:tc>
+        <w:tc>
+          <w:tcPr>
+            <w:tcW w:type="dxa" w:w="1134"/>
+          </w:tcPr>
+          <w:p>
+            <w:pPr>
+              <w:keepNext/>
+              <w:spacing w:after="20"/>
+            </w:pPr>
+            <w:r/>
+            <w:r>
+              <w:rPr>
+                <w:b w:val="0"/>
+                <w:sz w:val="18"/>
+              </w:rPr>
+              <w:t>+4.8</w:t>
+            </w:r>
+          </w:p>
+        </w:tc>
+      </w:tr>
+    </w:tbl>
+    <w:p/>
+    <w:p>
+      <w:pPr>
+        <w:jc w:val="both"/>
+      </w:pPr>
+      <w:r>
+        <w:rPr>
+          <w:b w:val="0"/>
+          <w:i w:val="0"/>
+        </w:rPr>
+        <w:t xml:space="preserve">Table 7 shows where pretraining helps. The largest gains are on </w:t>
+      </w:r>
+      <w:r>
+        <w:rPr>
+          <w:b/>
+          <w:i w:val="0"/>
+        </w:rPr>
+        <w:t>short tweets</w:t>
+      </w:r>
+      <w:r>
+        <w:rPr>
+          <w:b w:val="0"/>
+          <w:i w:val="0"/>
+        </w:rPr>
+        <w:t xml:space="preserve"> (+14.9 points), where an n-gram model has too few features but a pretrained model already knows the meaning of each word; on tweets with </w:t>
+      </w:r>
+      <w:r>
+        <w:rPr>
+          <w:b/>
+          <w:i w:val="0"/>
+        </w:rPr>
+        <w:t>many unseen words</w:t>
+      </w:r>
+      <w:r>
+        <w:rPr>
+          <w:b w:val="0"/>
+          <w:i w:val="0"/>
+        </w:rPr>
+        <w:t xml:space="preserve"> (OOV &gt; 30%: +7.2), where sub-word tokens and pretraining supply knowledge that 3,302 training tweets cannot; and on </w:t>
+      </w:r>
+      <w:r>
+        <w:rPr>
+          <w:b/>
+          <w:i w:val="0"/>
+        </w:rPr>
+        <w:t>code-switched</w:t>
+      </w:r>
+      <w:r>
+        <w:rPr>
+          <w:b w:val="0"/>
+          <w:i w:val="0"/>
+        </w:rPr>
+        <w:t xml:space="preserve"> tweets (+8.5), because XLM-R was pretrained on English and French as well. Gains are small on tweets with emojis (+1.6), where emojis already gave the SVM a strong signal, and on tweets with few unseen words, where the two models have similar information. This confirms the diagnosis from Section 6.1: vocabulary coverage, not the classifier, was the main bottleneck.</w:t>
+      </w:r>
+    </w:p>
+    <w:p>
+      <w:pPr>
+        <w:jc w:val="both"/>
+      </w:pPr>
+      <w:r>
+        <w:rPr>
+          <w:b/>
+          <w:i w:val="0"/>
+        </w:rPr>
+        <w:t>Annotator agreement.</w:t>
+      </w:r>
+      <w:r>
+        <w:rPr>
+          <w:b w:val="0"/>
+          <w:i w:val="0"/>
+        </w:rPr>
+        <w:t xml:space="preserve"> We matched 958 of the 1,026 test tweets to their three individual annotations. On the 288 tweets where all three annotators agreed, the models reach 73.3% (E6) and 75.0% (T3); on the 667 tweets labelled by a 2-vs-1 majority, accuracy drops to 58.2% and 64.2%. Both models are therefore much more accurate where humans agree, and a large share of the remaining errors fall on tweets whose gold label is itself disputed. Interestingly, most of T3's gain comes from the disputed tweets, which suggests that pretraining helps the model match the majority reading of ambiguous texts.</w:t>
+      </w:r>
+    </w:p>
+    <w:p>
+      <w:pPr>
+        <w:jc w:val="both"/>
+      </w:pPr>
+      <w:r>
+        <w:rPr>
+          <w:b/>
+          <w:i w:val="0"/>
+        </w:rPr>
+        <w:t>Persistent errors.</w:t>
+      </w:r>
+      <w:r>
+        <w:rPr>
+          <w:b w:val="0"/>
+          <w:i w:val="0"/>
+        </w:rPr>
+        <w:t xml:space="preserve"> 242 test tweets are misclassified by both models. All five failure examples listed in Section 6.1 (negation with </w:t>
+      </w:r>
+      <w:r>
+        <w:rPr>
+          <w:b w:val="0"/>
+          <w:i/>
+        </w:rPr>
+        <w:t>ntacyo itwaye</w:t>
+      </w:r>
+      <w:r>
+        <w:rPr>
+          <w:b w:val="0"/>
+          <w:i w:val="0"/>
+        </w:rPr>
+        <w:t xml:space="preserve">, the mask announcement, the striker's suspension, humorous 😭 and the Bible verse) are still misclassified by T3, in the same way as by the SVM. These are cases that require world knowledge, pragmatic interpretation or a consistent annotation guideline rather than better word representations, so a bigger model alone is unlikely to fix them. A typical case that T3 </w:t>
+      </w:r>
+      <w:r>
+        <w:rPr>
+          <w:b w:val="0"/>
+          <w:i/>
+        </w:rPr>
+        <w:t>does</w:t>
+      </w:r>
+      <w:r>
+        <w:rPr>
+          <w:b w:val="0"/>
+          <w:i w:val="0"/>
+        </w:rPr>
+        <w:t xml:space="preserve"> fix is </w:t>
+      </w:r>
+      <w:r>
+        <w:rPr>
+          <w:b w:val="0"/>
+          <w:i/>
+        </w:rPr>
+        <w:t>"Uko abikingiza biyongera ni ko business zikomorerwa… twikingize ku bwinshi"</w:t>
+      </w:r>
+      <w:r>
+        <w:rPr>
+          <w:b w:val="0"/>
+          <w:i w:val="0"/>
+        </w:rPr>
+        <w:t xml:space="preserve"> (approximately "As more people get vaccinated, businesses reopen… let's get vaccinated in large numbers"), gold positive: the SVM predicts neutral, plausibly because no individually strong positive word appears, while T3 predicts positive, consistent with reading the encouraging message of the sentence as a whole.</w:t>
+      </w:r>
+    </w:p>
+    <w:p>
+      <w:pPr>
         <w:jc w:val="both"/>
       </w:pPr>
       <w:r>
@@ -5125,7 +7324,7 @@
           <w:b w:val="0"/>
           <w:i w:val="0"/>
         </w:rPr>
-        <w:t xml:space="preserve"> Many 'errors' are tweets on which humans also disagree. Only 35.8% of Kinyarwanda tweets received three identical labels (κ = 0.318), and the neutral/negative boundary in news-style tweets is exactly where annotators diverge. Thus the achievable score is well below 100%, which helps explain why even the best SemEval systems plateau around 70–72 weighted-F1 on Kinyarwanda (Muhammad et al., 2023b). The remaining gap between our classical models and those systems is consistent with the value of pretrained, morphology-aware representations (Nzeyimana &amp; Niyongabo Rubungo, 2022; Alabi et al., 2022), which can supply knowledge of words never seen in our small training set.</w:t>
+        <w:t xml:space="preserve"> Many 'errors' are tweets on which humans also disagree. Only 35.8% of Kinyarwanda tweets received three identical labels (κ = 0.318), and the neutral/negative boundary in news-style tweets is exactly where annotators diverge. Thus the achievable score is well below 100%, which helps explain why even the best SemEval systems plateau around 72–73 weighted-F1 on Kinyarwanda (Muhammad et al., 2023b). Our results agree with Alabi et al. (2022) and Ogueji et al. (2021) that pretraining on African languages is what makes Transformers effective for them, and with Niyongabo et al. (2020) that, without such pretraining, simple n-gram models are hard to beat on small Kinyarwanda datasets.</w:t>
       </w:r>
     </w:p>
     <w:p>
@@ -5145,7 +7344,7 @@
           <w:b w:val="0"/>
           <w:i w:val="0"/>
         </w:rPr>
-        <w:t>The system is deployed as a Gradio (Abid et al., 2019) web application hosted on Hugging Face Spaces: https://huggingface.co/spaces/YOUR_HF_USERNAME/kin-sentiment. On start-up the app loads the best classical model (E6), saved as a scikit-learn pipeline (models/best_classical.joblib, ~4 MB). When a user types Kinyarwanda text, the app applies exactly the same preprocessing used in training, runs the model, and displays the predicted label with a score for each class, together with the preprocessed text the model actually saw (useful for explaining errors). Scores come from a softmax over the SVM decision values and are relative confidences rather than calibrated probabilities; a low-confidence warning appears when no class exceeds 0.5. The app can switch to a fine-tuned Transformer from the Hugging Face Hub by setting one environment variable (MODEL_ID). A lightweight linear model was chosen for the default deployment because it runs instantly on the free CPU tier and its behaviour is easy to explain. If the Space is asleep, the app can be run locally with `python app/app.py` (see README).</w:t>
+        <w:t>The system is deployed as a Gradio (Abid et al., 2019) web application hosted on Hugging Face Spaces: https://huggingface.co/spaces/bellahug3/kin-sentiment. The fine-tuned T3 model (AfroXLMR-base, ~1.1 GB) was uploaded to the Hugging Face Hub (https://huggingface.co/bellahug3/kin-sentiment-transformer). On start-up the app downloads it and loads the tokenizer and classification model on the Space's free CPU. When a user types Kinyarwanda text, the app applies the same light cleaning used during fine-tuning (mentions, URLs, elongations), tokenizes the text into sub-words, runs the model, and applies a softmax to the three output logits. It then displays the predicted label, the probability of each class and the cleaned text the model actually saw (useful for explaining errors); a low-confidence warning appears when no class exceeds 0.5. As a fallback, the app can serve the classical E6 pipeline (models/best_classical.joblib, ~4 MB): it is used automatically if the Transformer cannot be loaded, or when the Space variable MODEL_ID is set to 'classical'. If the Space is asleep, it wakes on the first visit (about a minute), and the app can also be run locally with `python app/app.py` (see README).</w:t>
       </w:r>
     </w:p>
     <w:p>
@@ -5213,7 +7412,7 @@
           <w:b w:val="0"/>
           <w:i w:val="0"/>
         </w:rPr>
-        <w:t xml:space="preserve"> Bag-of-n-gram models cannot handle negation scope, sarcasm or implicit sentiment. Morphology-aware pretrained models such as KinyaBERT (Nzeyimana &amp; Niyongabo Rubungo, 2022), larger models (AfroXLMR-large) and further pretraining on unlabelled Kinyarwanda tweets are promising.</w:t>
+        <w:t xml:space="preserve"> Neither model handles negation scope, sarcasm or sentiment that depends on world knowledge, and the Transformer does not improve neutral recall. We fine-tuned only base-size models for five epochs with one learning rate per model, because of free-GPU limits; a learning-rate search, AfroXLMR-large, the morphology-aware KinyaBERT (Nzeyimana &amp; Niyongabo Rubungo, 2022) and further pretraining on unlabelled Kinyarwanda tweets are promising next steps. The Transformer is also harder to explain than the linear model, whose individual n-gram weights can be inspected.</w:t>
       </w:r>
     </w:p>
     <w:p>
@@ -5253,7 +7452,7 @@
           <w:b w:val="0"/>
           <w:i w:val="0"/>
         </w:rPr>
-        <w:t xml:space="preserve"> The free hosting tier sleeps when idle, and the app does not yet log feedback from users, which could be used to collect new labelled data.</w:t>
+        <w:t xml:space="preserve"> The free hosting tier sleeps when idle and loading a 1.1 GB model makes the first request slow; the app does not yet log feedback from users, which could be used to collect new labelled data.</w:t>
       </w:r>
     </w:p>
     <w:p>
@@ -5273,7 +7472,27 @@
           <w:b w:val="0"/>
           <w:i w:val="0"/>
         </w:rPr>
-        <w:t>This project built and deployed a Kinyarwanda tweet sentiment classifier. The best model, E6 (TF-IDF word+char n-grams + Linear SVM), reached 62.3 macro-F1 and 61.8 weighted-F1, significantly above a word-level TF-IDF baseline (57.9). The main lessons were: (1) for a morphologically rich, low-resource language, the input representation matters more than the classifier, and character n-grams give most of the gain; (2) a more complex neural model trained from scratch (BiLSTM with attention) did not beat the baseline, because of high out-of-vocabulary rates and little data; (3) seemingly harmless preprocessing such as stopword removal can hurt by deleting negation; and (4) a large share of remaining errors lie on the neutral boundary, where human annotators also disagree. Pretrained, African-centric and morphology-aware language models, more data and better handling of label uncertainty are the clearest routes to improvement.</w:t>
+        <w:t>This project built and deployed a Kinyarwanda tweet sentiment classifier. The best model, T3 (AfroXLMR-base), reached 67.5 macro-F1 and 67.1 weighted-F1 (mean of three seeds), significantly above both a word-level TF-IDF baseline (57.9) and the best classical model (62.3). The main lessons were: (1) for a morphologically rich, low-resource language, the input representation matters more than the classifier; among classical models, character n-grams give most of the gain; (2) a more complex neural model trained from scratch (BiLSTM with attention) did not beat the baseline, because of high out-of-vocabulary rates and little data; (3) pretraining on the target language is decisive: the same fine-tuning procedure gave 57.6 macro-F1 with mBERT, which never saw Kinyarwanda, and 67.5 with AfroXLMR, whose gains came mostly from short tweets and tweets with unseen words; (4) seemingly harmless preprocessing such as stopword removal can hurt by deleting negation; and (5) a large share of remaining errors lie on the neutral/negative boundary and on tweets where annotators disagree, which no model in this study solved. Larger and morphology-aware pretrained models, more data and better handling of label uncertainty are the clearest routes to further improvement.</w:t>
+      </w:r>
+    </w:p>
+    <w:p>
+      <w:pPr>
+        <w:pStyle w:val="Heading1"/>
+      </w:pPr>
+      <w:r>
+        <w:t>Use of AI Tools</w:t>
+      </w:r>
+    </w:p>
+    <w:p>
+      <w:pPr>
+        <w:jc w:val="both"/>
+      </w:pPr>
+      <w:r>
+        <w:rPr>
+          <w:b w:val="0"/>
+          <w:i w:val="0"/>
+        </w:rPr>
+        <w:t>[EDIT THIS TO DESCRIBE YOUR OWN USE ACCURATELY] AI assistants were used to help draft parts of the code, debug the Colab notebook and edit the text of this report. All experiments were run by the author, every result reported here was produced by the code in the repository, and the author reviewed, tested and is responsible for all code and text.</w:t>
       </w:r>
     </w:p>
     <w:p>
@@ -5413,6 +7632,17 @@
         <w:rPr>
           <w:sz w:val="19"/>
         </w:rPr>
+        <w:t>Nzeyimana, A. (2023). KINLP at SemEval-2023 Task 12: Kinyarwanda tweet sentiment analysis. In Proceedings of SemEval-2023. ACL. arXiv:2304.12569.</w:t>
+      </w:r>
+    </w:p>
+    <w:p>
+      <w:pPr>
+        <w:ind w:left="454" w:hanging="454"/>
+      </w:pPr>
+      <w:r>
+        <w:rPr>
+          <w:sz w:val="19"/>
+        </w:rPr>
         <w:t>Niyongabo, R. A., Qu, H., Kreutzer, J., &amp; Huang, L. (2020). KINNEWS and KIRNEWS: Benchmarking cross-lingual text classification for Kinyarwanda and Kirundi. In Proceedings of COLING 2020 (pp. 5507–5521).</w:t>
       </w:r>
     </w:p>
@@ -5483,7 +7713,7 @@
       </w:r>
     </w:p>
     <w:sectPr>
-      <w:footerReference w:type="default" r:id="rId12"/>
+      <w:footerReference w:type="default" r:id="rId13"/>
       <w:pgSz w:w="11906" w:h="16838"/>
       <w:pgMar w:top="1247" w:right="1304" w:bottom="1247" w:left="1304" w:header="720" w:footer="720" w:gutter="0"/>
       <w:cols w:space="720"/>

--- a/report/report.docx
+++ b/report/report.docx
@@ -137,7 +137,7 @@
               <w:spacing w:after="20"/>
             </w:pPr>
             <w:r>
-              <w:t>https://huggingface.co/spaces/bellahug3/kin-sentiment</w:t>
+              <w:t>https://kin-sentiment.streamlit.app</w:t>
             </w:r>
           </w:p>
         </w:tc>
@@ -7344,7 +7344,7 @@
           <w:b w:val="0"/>
           <w:i w:val="0"/>
         </w:rPr>
-        <w:t>The system is deployed as a Gradio (Abid et al., 2019) web application hosted on Hugging Face Spaces: https://huggingface.co/spaces/bellahug3/kin-sentiment. The fine-tuned T3 model (AfroXLMR-base, ~1.1 GB) was uploaded to the Hugging Face Hub (https://huggingface.co/bellahug3/kin-sentiment-transformer). On start-up the app downloads it and loads the tokenizer and classification model on the Space's free CPU. When a user types Kinyarwanda text, the app applies the same light cleaning used during fine-tuning (mentions, URLs, elongations), tokenizes the text into sub-words, runs the model, and applies a softmax to the three output logits. It then displays the predicted label, the probability of each class and the cleaned text the model actually saw (useful for explaining errors); a low-confidence warning appears when no class exceeds 0.5. As a fallback, the app can serve the classical E6 pipeline (models/best_classical.joblib, ~4 MB): it is used automatically if the Transformer cannot be loaded, or when the Space variable MODEL_ID is set to 'classical'. If the Space is asleep, it wakes on the first visit (about a minute), and the app can also be run locally with `python app/app.py` (see README).</w:t>
+        <w:t>The system is deployed as a Streamlit (Streamlit Inc., 2024) web application on Streamlit Community Cloud: https://kin-sentiment.streamlit.app. The app is built directly from the GitHub repository (streamlit/streamlit_app.py). The fine-tuned T3 model (AfroXLMR-base, ~1.1 GB) was uploaded to the Hugging Face Hub (https://huggingface.co/bellahug3/kin-sentiment-transformer); on first use the app downloads it, loads the tokenizer and classification model, and caches them in memory so later requests are fast. To fit the free server's memory, the weights are loaded in bfloat16, which halves memory use and can change predicted probabilities very slightly. When a user types Kinyarwanda text, the app applies the same light cleaning used during fine-tuning (mentions, URLs, elongations), tokenizes the text into sub-words, runs the model and applies a softmax to the three output logits. It displays the predicted label, the probability of each class and the cleaned text the model actually saw (useful for explaining errors); a low-confidence notice appears when no class exceeds 0.5. Users can also switch to the classical E6 pipeline (best_classical.joblib, ~4 MB), which the app also uses automatically if the Transformer cannot be loaded; this makes it easy to compare the two models live on the same input. A Gradio (Abid et al., 2019) version of the same app for Hugging Face Spaces is included in the repository (space/). We could not host it because of a recurring Spaces quota error on new free accounts. If the Streamlit app is asleep, it wakes on the first visit, and it can also be run locally (see README).</w:t>
       </w:r>
     </w:p>
     <w:p>
@@ -7452,7 +7452,7 @@
           <w:b w:val="0"/>
           <w:i w:val="0"/>
         </w:rPr>
-        <w:t xml:space="preserve"> The free hosting tier sleeps when idle and loading a 1.1 GB model makes the first request slow; the app does not yet log feedback from users, which could be used to collect new labelled data.</w:t>
+        <w:t xml:space="preserve"> The free hosting tier sleeps when idle, has limited memory (hence bfloat16) and loading a 1.1 GB model makes the first request slow; the app does not yet log feedback from users, which could be used to collect new labelled data.</w:t>
       </w:r>
     </w:p>
     <w:p>
@@ -7632,7 +7632,7 @@
         <w:rPr>
           <w:sz w:val="19"/>
         </w:rPr>
-        <w:t>Nzeyimana, A. (2023). KINLP at SemEval-2023 Task 12: Kinyarwanda tweet sentiment analysis. In Proceedings of SemEval-2023. ACL. arXiv:2304.12569.</w:t>
+        <w:t>Niyongabo, R. A., Qu, H., Kreutzer, J., &amp; Huang, L. (2020). KINNEWS and KIRNEWS: Benchmarking cross-lingual text classification for Kinyarwanda and Kirundi. In Proceedings of COLING 2020 (pp. 5507–5521).</w:t>
       </w:r>
     </w:p>
     <w:p>
@@ -7643,7 +7643,7 @@
         <w:rPr>
           <w:sz w:val="19"/>
         </w:rPr>
-        <w:t>Niyongabo, R. A., Qu, H., Kreutzer, J., &amp; Huang, L. (2020). KINNEWS and KIRNEWS: Benchmarking cross-lingual text classification for Kinyarwanda and Kirundi. In Proceedings of COLING 2020 (pp. 5507–5521).</w:t>
+        <w:t>Nzeyimana, A. (2023). KINLP at SemEval-2023 Task 12: Kinyarwanda tweet sentiment analysis. In Proceedings of SemEval-2023. ACL. arXiv:2304.12569.</w:t>
       </w:r>
     </w:p>
     <w:p>
@@ -7676,6 +7676,17 @@
         <w:rPr>
           <w:sz w:val="19"/>
         </w:rPr>
+        <w:t>Paszke, A., et al. (2019). PyTorch: An imperative style, high-performance deep learning library. In Advances in NeurIPS 32.</w:t>
+      </w:r>
+    </w:p>
+    <w:p>
+      <w:pPr>
+        <w:ind w:left="454" w:hanging="454"/>
+      </w:pPr>
+      <w:r>
+        <w:rPr>
+          <w:sz w:val="19"/>
+        </w:rPr>
         <w:t>Pedregosa, F., et al. (2011). Scikit-learn: Machine learning in Python. Journal of Machine Learning Research, 12, 2825–2830.</w:t>
       </w:r>
     </w:p>
@@ -7687,7 +7698,7 @@
         <w:rPr>
           <w:sz w:val="19"/>
         </w:rPr>
-        <w:t>Paszke, A., et al. (2019). PyTorch: An imperative style, high-performance deep learning library. In Advances in NeurIPS 32.</w:t>
+        <w:t>Streamlit Inc. (2024). Streamlit: A faster way to build and share data apps [Software]. https://streamlit.io</w:t>
       </w:r>
     </w:p>
     <w:p>
